--- a/zh-cn/complete-production-log-zh-cn.docx
+++ b/zh-cn/complete-production-log-zh-cn.docx
@@ -250,7 +250,7 @@
             </w:pPr>
             <w:r>
               <w:rPr/>
-              <w:t>2026-08-09</w:t>
+              <w:t>2026-08-20</w:t>
             </w:r>
           </w:p>
         </w:tc>
@@ -2900,7 +2900,7 @@
             </w:pPr>
             <w:r>
               <w:rPr/>
-              <w:t>5,250</w:t>
+              <w:t>5,382</w:t>
             </w:r>
           </w:p>
         </w:tc>
@@ -12817,7 +12817,7 @@
             </w:r>
             <w:r>
               <w:rPr/>
-              <w:t>5,250</w:t>
+              <w:t>5,382</w:t>
             </w:r>
           </w:p>
         </w:tc>
@@ -12971,11 +12971,19 @@
             </w:r>
             <w:r>
               <w:rPr/>
-              <w:t xml:space="preserve">每日记录；保留 </w:t>
-            </w:r>
-            <w:r>
-              <w:rPr/>
-              <w:t xml:space="preserve">1,240 </w:t>
+              <w:t xml:space="preserve">每日记录；保留截至 </w:t>
+            </w:r>
+            <w:r>
+              <w:rPr/>
+              <w:t xml:space="preserve">2026-08-19 </w:t>
+            </w:r>
+            <w:r>
+              <w:rPr/>
+              <w:t xml:space="preserve">的 </w:t>
+            </w:r>
+            <w:r>
+              <w:rPr/>
+              <w:t xml:space="preserve">1,271 </w:t>
             </w:r>
             <w:r>
               <w:rPr/>
@@ -13904,7 +13912,7 @@
       </w:r>
       <w:r>
         <w:rPr/>
-        <w:t xml:space="preserve">2026-07-26 </w:t>
+        <w:t xml:space="preserve">2026-08-20 </w:t>
       </w:r>
       <w:r>
         <w:rPr/>
@@ -13920,13 +13928,13 @@
       </w:pPr>
       <w:r>
         <w:rPr/>
-        <w:t xml:space="preserve">数据档案仍来自 </w:t>
+        <w:t xml:space="preserve">数据档案和模型输出于 </w:t>
       </w:r>
       <w:r>
         <w:rPr>
           <w:rStyle w:val="SourceText"/>
         </w:rPr>
-        <w:t>2026-07-20</w:t>
+        <w:t>2026-08-20</w:t>
       </w:r>
       <w:r>
         <w:rPr/>
@@ -13934,13 +13942,13 @@
       </w:r>
       <w:r>
         <w:rPr/>
-        <w:t xml:space="preserve">的完整日线刷新。以下数值来自 </w:t>
+        <w:t xml:space="preserve">刷新。由于 </w:t>
       </w:r>
       <w:r>
         <w:rPr>
           <w:rStyle w:val="SourceText"/>
         </w:rPr>
-        <w:t>2026-07-26</w:t>
+        <w:t>2026-08-20</w:t>
       </w:r>
       <w:r>
         <w:rPr/>
@@ -13948,7 +13956,43 @@
       </w:r>
       <w:r>
         <w:rPr/>
-        <w:t>完成的最终方法修改和全模型重跑。</w:t>
+        <w:t xml:space="preserve">的 </w:t>
+      </w:r>
+      <w:r>
+        <w:rPr/>
+        <w:t xml:space="preserve">UTC </w:t>
+      </w:r>
+      <w:r>
+        <w:rPr/>
+        <w:t xml:space="preserve">日线当时仍未结束，存档最后一行是完整的 </w:t>
+      </w:r>
+      <w:r>
+        <w:rPr>
+          <w:rStyle w:val="SourceText"/>
+        </w:rPr>
+        <w:t>2026-08-19</w:t>
+      </w:r>
+      <w:r>
+        <w:rPr/>
+        <w:t xml:space="preserve"> </w:t>
+      </w:r>
+      <w:r>
+        <w:rPr/>
+        <w:t>日线。</w:t>
+      </w:r>
+      <w:r>
+        <w:rPr>
+          <w:rStyle w:val="SourceText"/>
+        </w:rPr>
+        <w:t>2025-11-16</w:t>
+      </w:r>
+      <w:r>
+        <w:rPr/>
+        <w:t xml:space="preserve"> </w:t>
+      </w:r>
+      <w:r>
+        <w:rPr/>
+        <w:t>的固定测试边界保持不变，因此新增日期扩展的是样本外比较，而不是主要训练集。</w:t>
       </w:r>
     </w:p>
     <w:tbl>
@@ -14103,7 +14147,7 @@
             </w:pPr>
             <w:r>
               <w:rPr/>
-              <w:t>2026-07-20</w:t>
+              <w:t>2026-08-20</w:t>
             </w:r>
           </w:p>
         </w:tc>
@@ -14166,7 +14210,7 @@
             </w:pPr>
             <w:r>
               <w:rPr/>
-              <w:t>2026-07-20T06:12:26+00:00</w:t>
+              <w:t>2026-08-20T05:05:04+00:00</w:t>
             </w:r>
           </w:p>
         </w:tc>
@@ -14229,7 +14273,7 @@
             </w:pPr>
             <w:r>
               <w:rPr/>
-              <w:t>1,241</w:t>
+              <w:t>1,272</w:t>
             </w:r>
           </w:p>
         </w:tc>
@@ -14355,7 +14399,7 @@
             </w:pPr>
             <w:r>
               <w:rPr/>
-              <w:t>1,240</w:t>
+              <w:t>1,271</w:t>
             </w:r>
           </w:p>
         </w:tc>
@@ -14418,7 +14462,7 @@
             </w:pPr>
             <w:r>
               <w:rPr/>
-              <w:t>2026-07-19</w:t>
+              <w:t>2026-08-19</w:t>
             </w:r>
           </w:p>
         </w:tc>
@@ -14481,7 +14525,7 @@
             </w:pPr>
             <w:r>
               <w:rPr/>
-              <w:t>1,195</w:t>
+              <w:t>1,226</w:t>
             </w:r>
           </w:p>
         </w:tc>
@@ -14607,7 +14651,7 @@
             </w:pPr>
             <w:r>
               <w:rPr/>
-              <w:t>245</w:t>
+              <w:t>276</w:t>
             </w:r>
           </w:p>
         </w:tc>
@@ -14670,7 +14714,7 @@
             </w:pPr>
             <w:r>
               <w:rPr/>
-              <w:t>0.00098502</w:t>
+              <w:t>0.00098301</w:t>
             </w:r>
           </w:p>
         </w:tc>
@@ -14733,7 +14777,7 @@
             </w:pPr>
             <w:r>
               <w:rPr/>
-              <w:t>0.00140087</w:t>
+              <w:t>0.00137492</w:t>
             </w:r>
           </w:p>
         </w:tc>
@@ -14796,7 +14840,7 @@
             </w:pPr>
             <w:r>
               <w:rPr/>
-              <w:t>0.00142744</w:t>
+              <w:t>0.00139570</w:t>
             </w:r>
           </w:p>
         </w:tc>
@@ -14863,7 +14907,7 @@
             </w:pPr>
             <w:r>
               <w:rPr/>
-              <w:t>0.00174351</w:t>
+              <w:t>0.00168735</w:t>
             </w:r>
           </w:p>
         </w:tc>
@@ -14926,7 +14970,7 @@
             </w:pPr>
             <w:r>
               <w:rPr/>
-              <w:t>0.00220594</w:t>
+              <w:t>0.00211129</w:t>
             </w:r>
           </w:p>
         </w:tc>
@@ -14989,7 +15033,7 @@
             </w:pPr>
             <w:r>
               <w:rPr/>
-              <w:t>0.00098681</w:t>
+              <w:t>0.00098432</w:t>
             </w:r>
           </w:p>
         </w:tc>
@@ -15052,7 +15096,7 @@
             </w:pPr>
             <w:r>
               <w:rPr/>
-              <w:t>[-0.00099670, -0.00017158]</w:t>
+              <w:t>[-0.00089954, -0.00016861]</w:t>
             </w:r>
           </w:p>
         </w:tc>
@@ -15182,7 +15226,7 @@
             </w:pPr>
             <w:r>
               <w:rPr/>
-              <w:t>0.00370047</w:t>
+              <w:t>0.00445845</w:t>
             </w:r>
           </w:p>
         </w:tc>
@@ -18550,7 +18594,7 @@
             </w:pPr>
             <w:r>
               <w:rPr/>
-              <w:t>0.00098502</w:t>
+              <w:t>0.00098301</w:t>
             </w:r>
           </w:p>
         </w:tc>
@@ -18613,7 +18657,7 @@
             </w:pPr>
             <w:r>
               <w:rPr/>
-              <w:t>0.00142744</w:t>
+              <w:t>0.00139570</w:t>
             </w:r>
           </w:p>
         </w:tc>
@@ -18680,7 +18724,7 @@
             </w:r>
             <w:r>
               <w:rPr/>
-              <w:t>0.00178208</w:t>
+              <w:t>0.00181314</w:t>
             </w:r>
             <w:r>
               <w:rPr/>
@@ -22274,10 +22318,10 @@
         </w:tblCellMar>
       </w:tblPr>
       <w:tblGrid>
-        <w:gridCol w:w="2208"/>
-        <w:gridCol w:w="1817"/>
-        <w:gridCol w:w="1395"/>
-        <w:gridCol w:w="4446"/>
+        <w:gridCol w:w="2135"/>
+        <w:gridCol w:w="1558"/>
+        <w:gridCol w:w="1260"/>
+        <w:gridCol w:w="4913"/>
       </w:tblGrid>
       <w:tr>
         <w:trPr>
@@ -22286,7 +22330,7 @@
         </w:trPr>
         <w:tc>
           <w:tcPr>
-            <w:tcW w:w="2208" w:type="dxa"/>
+            <w:tcW w:w="2135" w:type="dxa"/>
             <w:tcBorders/>
             <w:vAlign w:val="center"/>
             <w:noWrap/>
@@ -22310,7 +22354,7 @@
         </w:tc>
         <w:tc>
           <w:tcPr>
-            <w:tcW w:w="1817" w:type="dxa"/>
+            <w:tcW w:w="1558" w:type="dxa"/>
             <w:tcBorders/>
             <w:vAlign w:val="center"/>
           </w:tcPr>
@@ -22333,7 +22377,7 @@
         </w:tc>
         <w:tc>
           <w:tcPr>
-            <w:tcW w:w="1395" w:type="dxa"/>
+            <w:tcW w:w="1260" w:type="dxa"/>
             <w:tcBorders/>
             <w:vAlign w:val="center"/>
           </w:tcPr>
@@ -22356,7 +22400,7 @@
         </w:tc>
         <w:tc>
           <w:tcPr>
-            <w:tcW w:w="4446" w:type="dxa"/>
+            <w:tcW w:w="4913" w:type="dxa"/>
             <w:tcBorders/>
             <w:vAlign w:val="center"/>
           </w:tcPr>
@@ -22384,7 +22428,7 @@
         </w:trPr>
         <w:tc>
           <w:tcPr>
-            <w:tcW w:w="2208" w:type="dxa"/>
+            <w:tcW w:w="2135" w:type="dxa"/>
             <w:tcBorders/>
             <w:vAlign w:val="center"/>
             <w:noWrap/>
@@ -22404,7 +22448,7 @@
         </w:tc>
         <w:tc>
           <w:tcPr>
-            <w:tcW w:w="1817" w:type="dxa"/>
+            <w:tcW w:w="1558" w:type="dxa"/>
             <w:tcBorders/>
             <w:vAlign w:val="center"/>
           </w:tcPr>
@@ -22423,7 +22467,7 @@
         </w:tc>
         <w:tc>
           <w:tcPr>
-            <w:tcW w:w="1395" w:type="dxa"/>
+            <w:tcW w:w="1260" w:type="dxa"/>
             <w:tcBorders/>
             <w:vAlign w:val="center"/>
           </w:tcPr>
@@ -22446,7 +22490,7 @@
         </w:tc>
         <w:tc>
           <w:tcPr>
-            <w:tcW w:w="4446" w:type="dxa"/>
+            <w:tcW w:w="4913" w:type="dxa"/>
             <w:tcBorders/>
             <w:vAlign w:val="center"/>
           </w:tcPr>
@@ -22478,7 +22522,7 @@
         </w:trPr>
         <w:tc>
           <w:tcPr>
-            <w:tcW w:w="2208" w:type="dxa"/>
+            <w:tcW w:w="2135" w:type="dxa"/>
             <w:tcBorders/>
             <w:vAlign w:val="center"/>
             <w:noWrap/>
@@ -22498,7 +22542,7 @@
         </w:tc>
         <w:tc>
           <w:tcPr>
-            <w:tcW w:w="1817" w:type="dxa"/>
+            <w:tcW w:w="1558" w:type="dxa"/>
             <w:tcBorders/>
             <w:vAlign w:val="center"/>
           </w:tcPr>
@@ -22517,7 +22561,7 @@
         </w:tc>
         <w:tc>
           <w:tcPr>
-            <w:tcW w:w="1395" w:type="dxa"/>
+            <w:tcW w:w="1260" w:type="dxa"/>
             <w:tcBorders/>
             <w:vAlign w:val="center"/>
           </w:tcPr>
@@ -22540,7 +22584,7 @@
         </w:tc>
         <w:tc>
           <w:tcPr>
-            <w:tcW w:w="4446" w:type="dxa"/>
+            <w:tcW w:w="4913" w:type="dxa"/>
             <w:tcBorders/>
             <w:vAlign w:val="center"/>
           </w:tcPr>
@@ -22564,7 +22608,7 @@
         </w:trPr>
         <w:tc>
           <w:tcPr>
-            <w:tcW w:w="2208" w:type="dxa"/>
+            <w:tcW w:w="2135" w:type="dxa"/>
             <w:tcBorders/>
             <w:vAlign w:val="center"/>
             <w:noWrap/>
@@ -22584,7 +22628,7 @@
         </w:tc>
         <w:tc>
           <w:tcPr>
-            <w:tcW w:w="1817" w:type="dxa"/>
+            <w:tcW w:w="1558" w:type="dxa"/>
             <w:tcBorders/>
             <w:vAlign w:val="center"/>
           </w:tcPr>
@@ -22611,7 +22655,7 @@
         </w:tc>
         <w:tc>
           <w:tcPr>
-            <w:tcW w:w="1395" w:type="dxa"/>
+            <w:tcW w:w="1260" w:type="dxa"/>
             <w:tcBorders/>
             <w:vAlign w:val="center"/>
           </w:tcPr>
@@ -22630,7 +22674,7 @@
         </w:tc>
         <w:tc>
           <w:tcPr>
-            <w:tcW w:w="4446" w:type="dxa"/>
+            <w:tcW w:w="4913" w:type="dxa"/>
             <w:tcBorders/>
             <w:vAlign w:val="center"/>
           </w:tcPr>
@@ -22654,7 +22698,7 @@
         </w:trPr>
         <w:tc>
           <w:tcPr>
-            <w:tcW w:w="2208" w:type="dxa"/>
+            <w:tcW w:w="2135" w:type="dxa"/>
             <w:tcBorders/>
             <w:vAlign w:val="center"/>
             <w:noWrap/>
@@ -22674,7 +22718,7 @@
         </w:tc>
         <w:tc>
           <w:tcPr>
-            <w:tcW w:w="1817" w:type="dxa"/>
+            <w:tcW w:w="1558" w:type="dxa"/>
             <w:tcBorders/>
             <w:vAlign w:val="center"/>
           </w:tcPr>
@@ -22693,7 +22737,7 @@
         </w:tc>
         <w:tc>
           <w:tcPr>
-            <w:tcW w:w="1395" w:type="dxa"/>
+            <w:tcW w:w="1260" w:type="dxa"/>
             <w:tcBorders/>
             <w:vAlign w:val="center"/>
           </w:tcPr>
@@ -22712,7 +22756,7 @@
         </w:tc>
         <w:tc>
           <w:tcPr>
-            <w:tcW w:w="4446" w:type="dxa"/>
+            <w:tcW w:w="4913" w:type="dxa"/>
             <w:tcBorders/>
             <w:vAlign w:val="center"/>
           </w:tcPr>
@@ -22736,7 +22780,7 @@
         </w:trPr>
         <w:tc>
           <w:tcPr>
-            <w:tcW w:w="2208" w:type="dxa"/>
+            <w:tcW w:w="2135" w:type="dxa"/>
             <w:tcBorders/>
             <w:vAlign w:val="center"/>
             <w:noWrap/>
@@ -22756,7 +22800,7 @@
         </w:tc>
         <w:tc>
           <w:tcPr>
-            <w:tcW w:w="1817" w:type="dxa"/>
+            <w:tcW w:w="1558" w:type="dxa"/>
             <w:tcBorders/>
             <w:vAlign w:val="center"/>
           </w:tcPr>
@@ -22775,7 +22819,7 @@
         </w:tc>
         <w:tc>
           <w:tcPr>
-            <w:tcW w:w="1395" w:type="dxa"/>
+            <w:tcW w:w="1260" w:type="dxa"/>
             <w:tcBorders/>
             <w:vAlign w:val="center"/>
           </w:tcPr>
@@ -22798,7 +22842,7 @@
         </w:tc>
         <w:tc>
           <w:tcPr>
-            <w:tcW w:w="4446" w:type="dxa"/>
+            <w:tcW w:w="4913" w:type="dxa"/>
             <w:tcBorders/>
             <w:vAlign w:val="center"/>
           </w:tcPr>
@@ -22822,7 +22866,7 @@
         </w:trPr>
         <w:tc>
           <w:tcPr>
-            <w:tcW w:w="2208" w:type="dxa"/>
+            <w:tcW w:w="2135" w:type="dxa"/>
             <w:tcBorders/>
             <w:vAlign w:val="center"/>
             <w:noWrap/>
@@ -22842,7 +22886,7 @@
         </w:tc>
         <w:tc>
           <w:tcPr>
-            <w:tcW w:w="1817" w:type="dxa"/>
+            <w:tcW w:w="1558" w:type="dxa"/>
             <w:tcBorders/>
             <w:vAlign w:val="center"/>
           </w:tcPr>
@@ -22861,7 +22905,7 @@
         </w:tc>
         <w:tc>
           <w:tcPr>
-            <w:tcW w:w="1395" w:type="dxa"/>
+            <w:tcW w:w="1260" w:type="dxa"/>
             <w:tcBorders/>
             <w:vAlign w:val="center"/>
           </w:tcPr>
@@ -22880,7 +22924,7 @@
         </w:tc>
         <w:tc>
           <w:tcPr>
-            <w:tcW w:w="4446" w:type="dxa"/>
+            <w:tcW w:w="4913" w:type="dxa"/>
             <w:tcBorders/>
             <w:vAlign w:val="center"/>
           </w:tcPr>
@@ -22904,7 +22948,7 @@
         </w:trPr>
         <w:tc>
           <w:tcPr>
-            <w:tcW w:w="2208" w:type="dxa"/>
+            <w:tcW w:w="2135" w:type="dxa"/>
             <w:tcBorders/>
             <w:vAlign w:val="center"/>
             <w:noWrap/>
@@ -22924,7 +22968,7 @@
         </w:tc>
         <w:tc>
           <w:tcPr>
-            <w:tcW w:w="1817" w:type="dxa"/>
+            <w:tcW w:w="1558" w:type="dxa"/>
             <w:tcBorders/>
             <w:vAlign w:val="center"/>
           </w:tcPr>
@@ -22943,7 +22987,7 @@
         </w:tc>
         <w:tc>
           <w:tcPr>
-            <w:tcW w:w="1395" w:type="dxa"/>
+            <w:tcW w:w="1260" w:type="dxa"/>
             <w:tcBorders/>
             <w:vAlign w:val="center"/>
           </w:tcPr>
@@ -22962,7 +23006,7 @@
         </w:tc>
         <w:tc>
           <w:tcPr>
-            <w:tcW w:w="4446" w:type="dxa"/>
+            <w:tcW w:w="4913" w:type="dxa"/>
             <w:tcBorders/>
             <w:vAlign w:val="center"/>
           </w:tcPr>
@@ -23002,7 +23046,7 @@
         </w:trPr>
         <w:tc>
           <w:tcPr>
-            <w:tcW w:w="2208" w:type="dxa"/>
+            <w:tcW w:w="2135" w:type="dxa"/>
             <w:tcBorders/>
             <w:vAlign w:val="center"/>
             <w:noWrap/>
@@ -23022,7 +23066,7 @@
         </w:tc>
         <w:tc>
           <w:tcPr>
-            <w:tcW w:w="1817" w:type="dxa"/>
+            <w:tcW w:w="1558" w:type="dxa"/>
             <w:tcBorders/>
             <w:vAlign w:val="center"/>
           </w:tcPr>
@@ -23041,7 +23085,7 @@
         </w:tc>
         <w:tc>
           <w:tcPr>
-            <w:tcW w:w="1395" w:type="dxa"/>
+            <w:tcW w:w="1260" w:type="dxa"/>
             <w:tcBorders/>
             <w:vAlign w:val="center"/>
           </w:tcPr>
@@ -23060,7 +23104,7 @@
         </w:tc>
         <w:tc>
           <w:tcPr>
-            <w:tcW w:w="4446" w:type="dxa"/>
+            <w:tcW w:w="4913" w:type="dxa"/>
             <w:tcBorders/>
             <w:vAlign w:val="center"/>
           </w:tcPr>
@@ -23114,6 +23158,136 @@
             <w:r>
               <w:rPr/>
               <w:t>项测试并重跑全部模型输出。</w:t>
+            </w:r>
+          </w:p>
+        </w:tc>
+      </w:tr>
+      <w:tr>
+        <w:trPr>
+          <w:cantSplit w:val="1"/>
+        </w:trPr>
+        <w:tc>
+          <w:tcPr>
+            <w:tcW w:w="2135" w:type="dxa"/>
+            <w:tcBorders/>
+            <w:vAlign w:val="center"/>
+            <w:noWrap/>
+          </w:tcPr>
+          <w:p>
+            <w:pPr>
+              <w:pStyle w:val="TableContents"/>
+              <w:bidi w:val="0"/>
+              <w:spacing w:before="0" w:after="283"/>
+              <w:rPr/>
+            </w:pPr>
+            <w:r>
+              <w:rPr/>
+              <w:t>PL-15.01-L</w:t>
+            </w:r>
+          </w:p>
+        </w:tc>
+        <w:tc>
+          <w:tcPr>
+            <w:tcW w:w="1558" w:type="dxa"/>
+            <w:tcBorders/>
+            <w:vAlign w:val="center"/>
+          </w:tcPr>
+          <w:p>
+            <w:pPr>
+              <w:pStyle w:val="TableContents"/>
+              <w:bidi w:val="0"/>
+              <w:spacing w:before="0" w:after="283"/>
+              <w:rPr/>
+            </w:pPr>
+            <w:r>
+              <w:rPr/>
+              <w:t>2026-08-20</w:t>
+            </w:r>
+          </w:p>
+        </w:tc>
+        <w:tc>
+          <w:tcPr>
+            <w:tcW w:w="1260" w:type="dxa"/>
+            <w:tcBorders/>
+            <w:vAlign w:val="center"/>
+          </w:tcPr>
+          <w:p>
+            <w:pPr>
+              <w:pStyle w:val="TableContents"/>
+              <w:bidi w:val="0"/>
+              <w:spacing w:before="0" w:after="283"/>
+              <w:rPr/>
+            </w:pPr>
+            <w:r>
+              <w:rPr/>
+              <w:t>样本外刷新</w:t>
+            </w:r>
+          </w:p>
+        </w:tc>
+        <w:tc>
+          <w:tcPr>
+            <w:tcW w:w="4913" w:type="dxa"/>
+            <w:tcBorders/>
+            <w:vAlign w:val="center"/>
+          </w:tcPr>
+          <w:p>
+            <w:pPr>
+              <w:pStyle w:val="TableContents"/>
+              <w:bidi w:val="0"/>
+              <w:spacing w:before="0" w:after="283"/>
+              <w:rPr/>
+            </w:pPr>
+            <w:r>
+              <w:rPr/>
+              <w:t xml:space="preserve">数据集刷新时没有改变 </w:t>
+            </w:r>
+            <w:r>
+              <w:rPr/>
+              <w:t xml:space="preserve">2025-11-16 </w:t>
+            </w:r>
+            <w:r>
+              <w:rPr/>
+              <w:t xml:space="preserve">的测试边界。未完成的 </w:t>
+            </w:r>
+            <w:r>
+              <w:rPr/>
+              <w:t xml:space="preserve">2026-08-20 </w:t>
+            </w:r>
+            <w:r>
+              <w:rPr/>
+              <w:t xml:space="preserve">日线被剔除，留下截至 </w:t>
+            </w:r>
+            <w:r>
+              <w:rPr/>
+              <w:t xml:space="preserve">2026-08-19 </w:t>
+            </w:r>
+            <w:r>
+              <w:rPr/>
+              <w:t xml:space="preserve">的 </w:t>
+            </w:r>
+            <w:r>
+              <w:rPr/>
+              <w:t xml:space="preserve">1,271 </w:t>
+            </w:r>
+            <w:r>
+              <w:rPr/>
+              <w:t xml:space="preserve">个完整日期。新增 </w:t>
+            </w:r>
+            <w:r>
+              <w:rPr/>
+              <w:t xml:space="preserve">31 </w:t>
+            </w:r>
+            <w:r>
+              <w:rPr/>
+              <w:t>个目标没有改变总体排名；</w:t>
+            </w:r>
+            <w:r>
+              <w:rPr/>
+              <w:t xml:space="preserve">2026-08-19 </w:t>
+            </w:r>
+            <w:r>
+              <w:rPr/>
+              <w:t>的波动率跳升保留为事前未见的冲击，没有用于事后调参。</w:t>
             </w:r>
           </w:p>
         </w:tc>
